--- a/plans/7th Grade Technology/7th Grade Monthly Planning/2nd Trimester/7° Technology - June.docx
+++ b/plans/7th Grade Technology/7th Grade Monthly Planning/2nd Trimester/7° Technology - June.docx
@@ -616,6 +616,31 @@
             </w:r>
             <w:r>
               <w:rPr>
+                <w:sz w:val="24"/>
+                <w:szCs w:val="24"/>
+                <w:b/>
+                <w:bCs/>
+              </w:rPr>
+              <w:t>Class Objective:</w:t>
+            </w:r>
+            <w:r>
+              <w:rPr>
+                <w:sz w:val="24"/>
+                <w:szCs w:val="24"/>
+              </w:rPr>
+              <w:br/>
+              <w:t>Analyze one environmental poster using a checklist with 2 strengths, 2 weaknesses, audience, purpose, main image, title, and one improvement suggestion.</w:t>
+            </w:r>
+            <w:r>
+              <w:rPr>
+                <w:sz w:val="24"/>
+                <w:szCs w:val="24"/>
+              </w:rPr>
+              <w:br/>
+              <w:br/>
+            </w:r>
+            <w:r>
+              <w:rPr>
                 <w:b/>
                 <w:bCs/>
                 <w:sz w:val="24"/>
@@ -735,6 +760,31 @@
                 <w:sz w:val="24"/>
                 <w:szCs w:val="24"/>
               </w:rPr>
+              <w:br/>
+            </w:r>
+            <w:r>
+              <w:rPr>
+                <w:sz w:val="24"/>
+                <w:szCs w:val="24"/>
+                <w:b/>
+                <w:bCs/>
+              </w:rPr>
+              <w:t>Class Objective:</w:t>
+            </w:r>
+            <w:r>
+              <w:rPr>
+                <w:sz w:val="24"/>
+                <w:szCs w:val="24"/>
+              </w:rPr>
+              <w:br/>
+              <w:t>Create a vocabulary table for these 10 words: audience, purpose, poster, Canva, contrast, alignment, readability, copyright-free, Creative Commons, credit.</w:t>
+            </w:r>
+            <w:r>
+              <w:rPr>
+                <w:sz w:val="24"/>
+                <w:szCs w:val="24"/>
+              </w:rPr>
+              <w:br/>
               <w:br/>
             </w:r>
             <w:r>
@@ -1098,6 +1148,31 @@
             </w:r>
             <w:r>
               <w:rPr>
+                <w:sz w:val="24"/>
+                <w:szCs w:val="24"/>
+                <w:b/>
+                <w:bCs/>
+              </w:rPr>
+              <w:t>Class Objective:</w:t>
+            </w:r>
+            <w:r>
+              <w:rPr>
+                <w:sz w:val="24"/>
+                <w:szCs w:val="24"/>
+              </w:rPr>
+              <w:br/>
+              <w:t>Practice revising the environmental poster in Canva.</w:t>
+            </w:r>
+            <w:r>
+              <w:rPr>
+                <w:sz w:val="24"/>
+                <w:szCs w:val="24"/>
+              </w:rPr>
+              <w:br/>
+              <w:br/>
+            </w:r>
+            <w:r>
+              <w:rPr>
                 <w:b/>
                 <w:bCs/>
                 <w:sz w:val="24"/>
@@ -1293,6 +1368,31 @@
                 <w:sz w:val="24"/>
                 <w:szCs w:val="24"/>
               </w:rPr>
+              <w:br/>
+            </w:r>
+            <w:r>
+              <w:rPr>
+                <w:sz w:val="24"/>
+                <w:szCs w:val="24"/>
+                <w:b/>
+                <w:bCs/>
+              </w:rPr>
+              <w:t>Class Objective:</w:t>
+            </w:r>
+            <w:r>
+              <w:rPr>
+                <w:sz w:val="24"/>
+                <w:szCs w:val="24"/>
+              </w:rPr>
+              <w:br/>
+              <w:t>Create and submit an environmental poster in Canva with a clear title, one main message, one appropriate image, readable text, intentional colors, and image credit/source evidence.</w:t>
+            </w:r>
+            <w:r>
+              <w:rPr>
+                <w:sz w:val="24"/>
+                <w:szCs w:val="24"/>
+              </w:rPr>
+              <w:br/>
               <w:br/>
             </w:r>
             <w:r>
@@ -1662,6 +1762,31 @@
             </w:r>
             <w:r>
               <w:rPr>
+                <w:sz w:val="24"/>
+                <w:szCs w:val="24"/>
+                <w:b/>
+                <w:bCs/>
+              </w:rPr>
+              <w:t>Class Objective:</w:t>
+            </w:r>
+            <w:r>
+              <w:rPr>
+                <w:sz w:val="24"/>
+                <w:szCs w:val="24"/>
+              </w:rPr>
+              <w:br/>
+              <w:t>Practice building a branded slide set with consistent logo placement, colors, readable text, and one image or icon.</w:t>
+            </w:r>
+            <w:r>
+              <w:rPr>
+                <w:sz w:val="24"/>
+                <w:szCs w:val="24"/>
+              </w:rPr>
+              <w:br/>
+              <w:br/>
+            </w:r>
+            <w:r>
+              <w:rPr>
                 <w:b/>
                 <w:bCs/>
                 <w:sz w:val="24"/>
@@ -1829,6 +1954,31 @@
                 <w:sz w:val="24"/>
                 <w:szCs w:val="24"/>
               </w:rPr>
+              <w:br/>
+            </w:r>
+            <w:r>
+              <w:rPr>
+                <w:sz w:val="24"/>
+                <w:szCs w:val="24"/>
+                <w:b/>
+                <w:bCs/>
+              </w:rPr>
+              <w:t>Class Objective:</w:t>
+            </w:r>
+            <w:r>
+              <w:rPr>
+                <w:sz w:val="24"/>
+                <w:szCs w:val="24"/>
+              </w:rPr>
+              <w:br/>
+              <w:t>Create a 3-slide branded mini-presentation with consistent logo placement, colors, readable text, one image or icon, and one sentence explaining how the design supports the message.</w:t>
+            </w:r>
+            <w:r>
+              <w:rPr>
+                <w:sz w:val="24"/>
+                <w:szCs w:val="24"/>
+              </w:rPr>
+              <w:br/>
               <w:br/>
             </w:r>
             <w:r>
@@ -2288,6 +2438,31 @@
             </w:r>
             <w:r>
               <w:rPr>
+                <w:sz w:val="24"/>
+                <w:szCs w:val="24"/>
+                <w:b/>
+                <w:bCs/>
+              </w:rPr>
+              <w:t>Class Objective:</w:t>
+            </w:r>
+            <w:r>
+              <w:rPr>
+                <w:sz w:val="24"/>
+                <w:szCs w:val="24"/>
+              </w:rPr>
+              <w:br/>
+              <w:t>Practice building a Scratch sequence with an event block, sound or costume change, and clear order.</w:t>
+            </w:r>
+            <w:r>
+              <w:rPr>
+                <w:sz w:val="24"/>
+                <w:szCs w:val="24"/>
+              </w:rPr>
+              <w:br/>
+              <w:br/>
+            </w:r>
+            <w:r>
+              <w:rPr>
                 <w:b/>
                 <w:bCs/>
                 <w:sz w:val="24"/>
@@ -2503,6 +2678,31 @@
                 <w:sz w:val="24"/>
                 <w:szCs w:val="24"/>
               </w:rPr>
+              <w:br/>
+            </w:r>
+            <w:r>
+              <w:rPr>
+                <w:sz w:val="24"/>
+                <w:szCs w:val="24"/>
+                <w:b/>
+                <w:bCs/>
+              </w:rPr>
+              <w:t>Class Objective:</w:t>
+            </w:r>
+            <w:r>
+              <w:rPr>
+                <w:sz w:val="24"/>
+                <w:szCs w:val="24"/>
+              </w:rPr>
+              <w:br/>
+              <w:t>Build a Scratch sequence with at least 8 blocks, one event block, one sound or costume change, and one written explanation of why the order matters.</w:t>
+            </w:r>
+            <w:r>
+              <w:rPr>
+                <w:sz w:val="24"/>
+                <w:szCs w:val="24"/>
+              </w:rPr>
+              <w:br/>
               <w:br/>
             </w:r>
             <w:r>
@@ -10044,19 +10244,6 @@
       <w:szCs w:val="30"/>
     </w:rPr>
   </w:style>
-  <w:style w:type="table" w:customStyle="1" w:styleId="a">
-    <w:basedOn w:val="TableNormal4"/>
-    <w:tblPr>
-      <w:tblStyleRowBandSize w:val="1"/>
-      <w:tblStyleColBandSize w:val="1"/>
-      <w:tblCellMar>
-        <w:top w:w="100" w:type="dxa"/>
-        <w:left w:w="100" w:type="dxa"/>
-        <w:bottom w:w="100" w:type="dxa"/>
-        <w:right w:w="100" w:type="dxa"/>
-      </w:tblCellMar>
-    </w:tblPr>
-  </w:style>
   <w:style w:type="paragraph" w:styleId="ListParagraph">
     <w:name w:val="List Paragraph"/>
     <w:basedOn w:val="Normal"/>
@@ -10394,238 +10581,6 @@
       <w:szCs w:val="24"/>
     </w:rPr>
   </w:style>
-  <w:style w:type="table" w:customStyle="1" w:styleId="a0">
-    <w:basedOn w:val="TableNormal4"/>
-    <w:pPr>
-      <w:spacing w:line="240" w:lineRule="auto"/>
-    </w:pPr>
-    <w:tblPr>
-      <w:tblStyleRowBandSize w:val="1"/>
-      <w:tblStyleColBandSize w:val="1"/>
-      <w:tblCellMar>
-        <w:left w:w="108" w:type="dxa"/>
-        <w:right w:w="108" w:type="dxa"/>
-      </w:tblCellMar>
-    </w:tblPr>
-  </w:style>
-  <w:style w:type="table" w:customStyle="1" w:styleId="a1">
-    <w:basedOn w:val="TableNormal4"/>
-    <w:pPr>
-      <w:spacing w:line="240" w:lineRule="auto"/>
-    </w:pPr>
-    <w:tblPr>
-      <w:tblStyleRowBandSize w:val="1"/>
-      <w:tblStyleColBandSize w:val="1"/>
-      <w:tblCellMar>
-        <w:left w:w="108" w:type="dxa"/>
-        <w:right w:w="108" w:type="dxa"/>
-      </w:tblCellMar>
-    </w:tblPr>
-  </w:style>
-  <w:style w:type="table" w:customStyle="1" w:styleId="a2">
-    <w:basedOn w:val="TableNormal4"/>
-    <w:pPr>
-      <w:spacing w:line="240" w:lineRule="auto"/>
-    </w:pPr>
-    <w:tblPr>
-      <w:tblStyleRowBandSize w:val="1"/>
-      <w:tblStyleColBandSize w:val="1"/>
-      <w:tblCellMar>
-        <w:left w:w="108" w:type="dxa"/>
-        <w:right w:w="108" w:type="dxa"/>
-      </w:tblCellMar>
-    </w:tblPr>
-  </w:style>
-  <w:style w:type="table" w:customStyle="1" w:styleId="a3">
-    <w:basedOn w:val="TableNormal4"/>
-    <w:pPr>
-      <w:spacing w:line="240" w:lineRule="auto"/>
-    </w:pPr>
-    <w:tblPr>
-      <w:tblStyleRowBandSize w:val="1"/>
-      <w:tblStyleColBandSize w:val="1"/>
-      <w:tblCellMar>
-        <w:left w:w="108" w:type="dxa"/>
-        <w:right w:w="108" w:type="dxa"/>
-      </w:tblCellMar>
-    </w:tblPr>
-  </w:style>
-  <w:style w:type="table" w:customStyle="1" w:styleId="a4">
-    <w:basedOn w:val="TableNormal4"/>
-    <w:pPr>
-      <w:spacing w:line="240" w:lineRule="auto"/>
-    </w:pPr>
-    <w:tblPr>
-      <w:tblStyleRowBandSize w:val="1"/>
-      <w:tblStyleColBandSize w:val="1"/>
-      <w:tblCellMar>
-        <w:left w:w="108" w:type="dxa"/>
-        <w:right w:w="108" w:type="dxa"/>
-      </w:tblCellMar>
-    </w:tblPr>
-  </w:style>
-  <w:style w:type="table" w:customStyle="1" w:styleId="a5">
-    <w:basedOn w:val="TableNormal4"/>
-    <w:pPr>
-      <w:spacing w:line="240" w:lineRule="auto"/>
-    </w:pPr>
-    <w:tblPr>
-      <w:tblStyleRowBandSize w:val="1"/>
-      <w:tblStyleColBandSize w:val="1"/>
-      <w:tblCellMar>
-        <w:left w:w="108" w:type="dxa"/>
-        <w:right w:w="108" w:type="dxa"/>
-      </w:tblCellMar>
-    </w:tblPr>
-  </w:style>
-  <w:style w:type="table" w:customStyle="1" w:styleId="a6">
-    <w:basedOn w:val="TableNormal4"/>
-    <w:pPr>
-      <w:spacing w:line="240" w:lineRule="auto"/>
-    </w:pPr>
-    <w:tblPr>
-      <w:tblStyleRowBandSize w:val="1"/>
-      <w:tblStyleColBandSize w:val="1"/>
-      <w:tblCellMar>
-        <w:left w:w="108" w:type="dxa"/>
-        <w:right w:w="108" w:type="dxa"/>
-      </w:tblCellMar>
-    </w:tblPr>
-  </w:style>
-  <w:style w:type="table" w:customStyle="1" w:styleId="a7">
-    <w:basedOn w:val="TableNormal4"/>
-    <w:pPr>
-      <w:spacing w:line="240" w:lineRule="auto"/>
-    </w:pPr>
-    <w:tblPr>
-      <w:tblStyleRowBandSize w:val="1"/>
-      <w:tblStyleColBandSize w:val="1"/>
-      <w:tblCellMar>
-        <w:left w:w="108" w:type="dxa"/>
-        <w:right w:w="108" w:type="dxa"/>
-      </w:tblCellMar>
-    </w:tblPr>
-  </w:style>
-  <w:style w:type="table" w:customStyle="1" w:styleId="a8">
-    <w:basedOn w:val="TableNormal4"/>
-    <w:pPr>
-      <w:spacing w:line="240" w:lineRule="auto"/>
-    </w:pPr>
-    <w:tblPr>
-      <w:tblStyleRowBandSize w:val="1"/>
-      <w:tblStyleColBandSize w:val="1"/>
-      <w:tblCellMar>
-        <w:left w:w="108" w:type="dxa"/>
-        <w:right w:w="108" w:type="dxa"/>
-      </w:tblCellMar>
-    </w:tblPr>
-  </w:style>
-  <w:style w:type="table" w:customStyle="1" w:styleId="a9">
-    <w:basedOn w:val="TableNormal4"/>
-    <w:pPr>
-      <w:spacing w:line="240" w:lineRule="auto"/>
-    </w:pPr>
-    <w:tblPr>
-      <w:tblStyleRowBandSize w:val="1"/>
-      <w:tblStyleColBandSize w:val="1"/>
-      <w:tblCellMar>
-        <w:left w:w="108" w:type="dxa"/>
-        <w:right w:w="108" w:type="dxa"/>
-      </w:tblCellMar>
-    </w:tblPr>
-  </w:style>
-  <w:style w:type="table" w:customStyle="1" w:styleId="aa">
-    <w:basedOn w:val="TableNormal4"/>
-    <w:pPr>
-      <w:spacing w:line="240" w:lineRule="auto"/>
-    </w:pPr>
-    <w:tblPr>
-      <w:tblStyleRowBandSize w:val="1"/>
-      <w:tblStyleColBandSize w:val="1"/>
-      <w:tblCellMar>
-        <w:left w:w="108" w:type="dxa"/>
-        <w:right w:w="108" w:type="dxa"/>
-      </w:tblCellMar>
-    </w:tblPr>
-  </w:style>
-  <w:style w:type="table" w:customStyle="1" w:styleId="ab">
-    <w:basedOn w:val="TableNormal4"/>
-    <w:pPr>
-      <w:spacing w:line="240" w:lineRule="auto"/>
-    </w:pPr>
-    <w:tblPr>
-      <w:tblStyleRowBandSize w:val="1"/>
-      <w:tblStyleColBandSize w:val="1"/>
-      <w:tblCellMar>
-        <w:left w:w="108" w:type="dxa"/>
-        <w:right w:w="108" w:type="dxa"/>
-      </w:tblCellMar>
-    </w:tblPr>
-  </w:style>
-  <w:style w:type="table" w:customStyle="1" w:styleId="ac">
-    <w:basedOn w:val="TableNormal1"/>
-    <w:pPr>
-      <w:spacing w:line="240" w:lineRule="auto"/>
-    </w:pPr>
-    <w:tblPr>
-      <w:tblStyleRowBandSize w:val="1"/>
-      <w:tblStyleColBandSize w:val="1"/>
-      <w:tblCellMar>
-        <w:top w:w="100" w:type="dxa"/>
-        <w:left w:w="108" w:type="dxa"/>
-        <w:bottom w:w="100" w:type="dxa"/>
-        <w:right w:w="108" w:type="dxa"/>
-      </w:tblCellMar>
-    </w:tblPr>
-  </w:style>
-  <w:style w:type="table" w:customStyle="1" w:styleId="ad">
-    <w:basedOn w:val="TableNormal1"/>
-    <w:pPr>
-      <w:spacing w:line="240" w:lineRule="auto"/>
-    </w:pPr>
-    <w:tblPr>
-      <w:tblStyleRowBandSize w:val="1"/>
-      <w:tblStyleColBandSize w:val="1"/>
-      <w:tblCellMar>
-        <w:top w:w="100" w:type="dxa"/>
-        <w:left w:w="108" w:type="dxa"/>
-        <w:bottom w:w="100" w:type="dxa"/>
-        <w:right w:w="108" w:type="dxa"/>
-      </w:tblCellMar>
-    </w:tblPr>
-  </w:style>
-  <w:style w:type="table" w:customStyle="1" w:styleId="ae">
-    <w:basedOn w:val="TableNormal1"/>
-    <w:pPr>
-      <w:spacing w:line="240" w:lineRule="auto"/>
-    </w:pPr>
-    <w:tblPr>
-      <w:tblStyleRowBandSize w:val="1"/>
-      <w:tblStyleColBandSize w:val="1"/>
-      <w:tblCellMar>
-        <w:top w:w="100" w:type="dxa"/>
-        <w:left w:w="108" w:type="dxa"/>
-        <w:bottom w:w="100" w:type="dxa"/>
-        <w:right w:w="108" w:type="dxa"/>
-      </w:tblCellMar>
-    </w:tblPr>
-  </w:style>
-  <w:style w:type="table" w:customStyle="1" w:styleId="af">
-    <w:basedOn w:val="TableNormal1"/>
-    <w:pPr>
-      <w:spacing w:line="240" w:lineRule="auto"/>
-    </w:pPr>
-    <w:tblPr>
-      <w:tblStyleRowBandSize w:val="1"/>
-      <w:tblStyleColBandSize w:val="1"/>
-      <w:tblCellMar>
-        <w:top w:w="100" w:type="dxa"/>
-        <w:left w:w="108" w:type="dxa"/>
-        <w:bottom w:w="100" w:type="dxa"/>
-        <w:right w:w="108" w:type="dxa"/>
-      </w:tblCellMar>
-    </w:tblPr>
-  </w:style>
   <w:style w:type="character" w:styleId="Strong">
     <w:name w:val="Strong"/>
     <w:basedOn w:val="DefaultParagraphFont"/>
@@ -10636,19 +10591,6 @@
       <w:b/>
       <w:bCs/>
     </w:rPr>
-  </w:style>
-  <w:style w:type="table" w:customStyle="1" w:styleId="af0">
-    <w:basedOn w:val="TableNormal"/>
-    <w:tblPr>
-      <w:tblStyleRowBandSize w:val="1"/>
-      <w:tblStyleColBandSize w:val="1"/>
-      <w:tblCellMar>
-        <w:top w:w="15" w:type="dxa"/>
-        <w:left w:w="15" w:type="dxa"/>
-        <w:bottom w:w="15" w:type="dxa"/>
-        <w:right w:w="15" w:type="dxa"/>
-      </w:tblCellMar>
-    </w:tblPr>
   </w:style>
   <w:style w:type="character" w:styleId="Hyperlink">
     <w:name w:val="Hyperlink"/>
